--- a/output/김종록_백엔드_AI응용개발자_이력서_자기소개서.docx
+++ b/output/김종록_백엔드_AI응용개발자_이력서_자기소개서.docx
@@ -75,49 +75,6 @@
     </w:p>
     <w:p>
       <w:pPr>
-        <w:spacing w:after="140" w:line="240" w:lineRule="auto"/>
-      </w:pPr>
-      <w:r>
-        <w:rPr>
-          <w:rFonts w:ascii="맑은 고딕" w:hAnsi="맑은 고딕" w:eastAsia="맑은 고딕"/>
-          <w:b/>
-          <w:color w:val="13283F"/>
-          <w:sz w:val="17"/>
-        </w:rPr>
-        <w:t xml:space="preserve">Portfolio  </w:t>
-      </w:r>
-      <w:hyperlink r:id="rId11">
-        <w:r>
-          <w:rPr>
-            <w:rFonts w:ascii="맑은 고딕" w:hAnsi="맑은 고딕" w:eastAsia="맑은 고딕"/>
-            <w:b/>
-            <w:color w:val="159A9C"/>
-            <w:sz w:val="17"/>
-          </w:rPr>
-        </w:r>
-      </w:hyperlink>
-      <w:r>
-        <w:rPr>
-          <w:rFonts w:ascii="맑은 고딕" w:hAnsi="맑은 고딕" w:eastAsia="맑은 고딕"/>
-          <w:b/>
-          <w:color w:val="13283F"/>
-          <w:sz w:val="17"/>
-        </w:rPr>
-        <w:t xml:space="preserve">  |  GitHub  </w:t>
-      </w:r>
-      <w:hyperlink r:id="rId12">
-        <w:r>
-          <w:rPr>
-            <w:rFonts w:ascii="맑은 고딕" w:hAnsi="맑은 고딕" w:eastAsia="맑은 고딕"/>
-            <w:b/>
-            <w:color w:val="159A9C"/>
-            <w:sz w:val="17"/>
-          </w:rPr>
-        </w:r>
-      </w:hyperlink>
-    </w:p>
-    <w:p>
-      <w:pPr>
         <w:spacing w:after="120"/>
         <w:pBdr>
           <w:bottom w:val="single" w:sz="16" w:space="1" w:color="159A9C"/>
@@ -144,7 +101,7 @@
     </w:p>
     <w:p>
       <w:pPr>
-        <w:spacing w:after="70" w:line="271" w:lineRule="auto"/>
+        <w:spacing w:after="44" w:line="271" w:lineRule="auto"/>
       </w:pPr>
       <w:r>
         <w:rPr>
@@ -153,8 +110,108 @@
           <w:color w:val="13283F"/>
           <w:sz w:val="18"/>
         </w:rPr>
-        <w:t>사용자의 실제 업무 흐름을 이해하고 백엔드의 안정성과 AI의 활용 가능성을 하나의 서비스로 연결하는 개발자입니다. 병원 전산 운영 3년 11개월의 사용자 지원 경험을 바탕으로, Spring Boot API와 React 화면을 구현하고 FastAPI·RAG·Qwen 기능을 서비스 경계 안에서 검증 가능한 형태로 연결했습니다.</w:t>
+        <w:t>병원 전산 운영 3년 11개월 동안 여러 진료·행정부서의 장애에 대응하고 사용자 요청을 처리하며, 문제를 단순 증상이 아닌 업무 흐름과 시스템 구조의 관점에서 파악하는 경험을 쌓았습니다.</w:t>
       </w:r>
+    </w:p>
+    <w:p>
+      <w:pPr>
+        <w:spacing w:after="44" w:line="271" w:lineRule="auto"/>
+      </w:pPr>
+      <w:r>
+        <w:rPr>
+          <w:rFonts w:ascii="맑은 고딕" w:hAnsi="맑은 고딕" w:eastAsia="맑은 고딕"/>
+          <w:b w:val="0"/>
+          <w:color w:val="13283F"/>
+          <w:sz w:val="18"/>
+        </w:rPr>
+        <w:t>이후 Spring Boot 기반 Backend와 React 화면을 구현하고, 머신러닝·딥러닝 모델 개발과 LLM 에이전트·RAG 챗봇 구현을 경험했습니다. 5인 팀 PL로 참여한 BidMatch에서는 FastAPI AI 기능을 Backend 규칙, 응답 검증과 대체 처리로 보완하고 AI 자동화 테스트 242건을 통과했습니다.</w:t>
+      </w:r>
+    </w:p>
+    <w:p>
+      <w:pPr>
+        <w:spacing w:after="40" w:line="271" w:lineRule="auto"/>
+      </w:pPr>
+      <w:r>
+        <w:rPr>
+          <w:rFonts w:ascii="맑은 고딕" w:hAnsi="맑은 고딕" w:eastAsia="맑은 고딕"/>
+          <w:b w:val="0"/>
+          <w:color w:val="13283F"/>
+          <w:sz w:val="18"/>
+        </w:rPr>
+        <w:t>운영 환경에 대한 이해를 바탕으로 AI 기능을 안정적인 Backend 서비스에 연결하고, 예외 상황에서도 사용자가 신뢰할 수 있는 결과를 제공하는 개발자로 성장하고 있습니다.</w:t>
+      </w:r>
+    </w:p>
+    <w:p>
+      <w:pPr>
+        <w:spacing w:after="80" w:line="240" w:lineRule="auto"/>
+      </w:pPr>
+      <w:hyperlink r:id="rId11">
+        <w:r>
+          <w:rPr>
+            <w:rFonts w:ascii="맑은 고딕" w:hAnsi="맑은 고딕" w:eastAsia="맑은 고딕"/>
+            <w:b/>
+            <w:color w:val="159A9C"/>
+            <w:sz w:val="17"/>
+          </w:rPr>
+        </w:r>
+      </w:hyperlink>
+      <w:r>
+        <w:rPr>
+          <w:rFonts w:ascii="맑은 고딕" w:hAnsi="맑은 고딕" w:eastAsia="맑은 고딕"/>
+          <w:b w:val="0"/>
+          <w:color w:val="5C6670"/>
+          <w:sz w:val="17"/>
+        </w:rPr>
+        <w:t xml:space="preserve">  |  </w:t>
+      </w:r>
+      <w:hyperlink r:id="rId12">
+        <w:r>
+          <w:rPr>
+            <w:rFonts w:ascii="맑은 고딕" w:hAnsi="맑은 고딕" w:eastAsia="맑은 고딕"/>
+            <w:b/>
+            <w:color w:val="159A9C"/>
+            <w:sz w:val="17"/>
+          </w:rPr>
+        </w:r>
+      </w:hyperlink>
+      <w:r>
+        <w:rPr>
+          <w:rFonts w:ascii="맑은 고딕" w:hAnsi="맑은 고딕" w:eastAsia="맑은 고딕"/>
+          <w:b w:val="0"/>
+          <w:color w:val="5C6670"/>
+          <w:sz w:val="17"/>
+        </w:rPr>
+        <w:t xml:space="preserve">  |  </w:t>
+      </w:r>
+      <w:hyperlink r:id="rId13">
+        <w:r>
+          <w:rPr>
+            <w:rFonts w:ascii="맑은 고딕" w:hAnsi="맑은 고딕" w:eastAsia="맑은 고딕"/>
+            <w:b/>
+            <w:color w:val="159A9C"/>
+            <w:sz w:val="17"/>
+          </w:rPr>
+        </w:r>
+      </w:hyperlink>
+      <w:r>
+        <w:rPr>
+          <w:rFonts w:ascii="맑은 고딕" w:hAnsi="맑은 고딕" w:eastAsia="맑은 고딕"/>
+          <w:b w:val="0"/>
+          <w:color w:val="5C6670"/>
+          <w:sz w:val="17"/>
+        </w:rPr>
+        <w:t xml:space="preserve">  |  </w:t>
+      </w:r>
+      <w:hyperlink r:id="rId14">
+        <w:r>
+          <w:rPr>
+            <w:rFonts w:ascii="맑은 고딕" w:hAnsi="맑은 고딕" w:eastAsia="맑은 고딕"/>
+            <w:b/>
+            <w:color w:val="159A9C"/>
+            <w:sz w:val="17"/>
+          </w:rPr>
+        </w:r>
+      </w:hyperlink>
     </w:p>
     <w:p>
       <w:pPr>
@@ -205,7 +262,7 @@
           <w:color w:val="13283F"/>
           <w:sz w:val="17"/>
         </w:rPr>
-        <w:t>FastAPI·BGE-M3·Qwen·Spring 규칙 판정을 분리한 근거 기반 RAG 기능 설계</w:t>
+        <w:t>정형 데이터 ML, 영상·시계열 DL 모델 개발과 LLM 에이전트·RAG 챗봇 구현</w:t>
       </w:r>
     </w:p>
     <w:p>
@@ -222,7 +279,7 @@
           <w:color w:val="13283F"/>
           <w:sz w:val="17"/>
         </w:rPr>
-        <w:t>Flyway 충돌, 외부 API 장애, 비정상 AI 출력에 대한 검증, fallback과 상태 관리 적용</w:t>
+        <w:t>BGE-M3 검색·Qwen 분류와 Spring 규칙 판정을 분리하고 검증·fallback 적용</w:t>
       </w:r>
     </w:p>
     <w:p>
@@ -327,7 +384,7 @@
                 <w:color w:val="13283F"/>
                 <w:sz w:val="17"/>
               </w:rPr>
-              <w:t>Java 17 · Spring Boot 3.5 · Spring Security · Spring Data JPA · Flyway · SSE</w:t>
+              <w:t>Java 17 · Spring Boot 3.5 · Spring Security · Spring Data JPA · MyBatis · SSE</w:t>
             </w:r>
           </w:p>
         </w:tc>
@@ -359,7 +416,7 @@
                 <w:color w:val="159A9C"/>
                 <w:sz w:val="17"/>
               </w:rPr>
-              <w:t>AI Application</w:t>
+              <w:t>AI · ML/DL</w:t>
             </w:r>
           </w:p>
         </w:tc>
@@ -388,7 +445,7 @@
                 <w:color w:val="13283F"/>
                 <w:sz w:val="17"/>
               </w:rPr>
-              <w:t>Python 3.12 · FastAPI · BGE-M3 · Qwen/Ollama · RAG · PyMuPDF · LangSmith</w:t>
+              <w:t>Python 3.12 · FastAPI · scikit-learn · TensorFlow/Keras · PyTorch · YOLOv8 · RAG · BGE-M3 · Qwen/Ollama</w:t>
             </w:r>
           </w:p>
         </w:tc>
@@ -542,7 +599,7 @@
                 <w:color w:val="159A9C"/>
                 <w:sz w:val="17"/>
               </w:rPr>
-              <w:t>Test · Tools</w:t>
+              <w:t>Test · Collaboration</w:t>
             </w:r>
           </w:p>
         </w:tc>
@@ -571,7 +628,7 @@
                 <w:color w:val="13283F"/>
                 <w:sz w:val="17"/>
               </w:rPr>
-              <w:t>JUnit 5 · pytest · Bruno · Git/GitHub</w:t>
+              <w:t>JUnit 5 · pytest · Bruno · Git/GitHub · GitHub Actions · Jira · Slack</w:t>
             </w:r>
           </w:p>
         </w:tc>
@@ -621,19 +678,16 @@
     </w:p>
     <w:p>
       <w:pPr>
-        <w:pStyle w:val="ListBullet"/>
-        <w:keepLines/>
-        <w:spacing w:after="24" w:line="259" w:lineRule="auto"/>
-        <w:ind w:left="255" w:hanging="125"/>
+        <w:spacing w:after="10" w:line="271" w:lineRule="auto"/>
       </w:pPr>
       <w:r>
         <w:rPr>
           <w:rFonts w:ascii="맑은 고딕" w:hAnsi="맑은 고딕" w:eastAsia="맑은 고딕"/>
           <w:b w:val="0"/>
-          <w:color w:val="13283F"/>
+          <w:color w:val="159A9C"/>
           <w:sz w:val="17"/>
         </w:rPr>
-        <w:t>30개 이상 부서의 OA 시스템 요구사항을 수집하고 하드웨어·소프트웨어 구성 검토와 도입 지원</w:t>
+        <w:t>담당 업무</w:t>
       </w:r>
     </w:p>
     <w:p>
@@ -650,7 +704,7 @@
           <w:color w:val="13283F"/>
           <w:sz w:val="17"/>
         </w:rPr>
-        <w:t>연간 300건 이상의 장애·사용자 요청을 처리하고 운영 매뉴얼, 정책, Q&amp;A 대응 체계 정리</w:t>
+        <w:t>병원 내 여러 진료·행정부서의 OA 요구사항 수집, 시스템 구성 검토와 도입 지원</w:t>
       </w:r>
     </w:p>
     <w:p>
@@ -667,7 +721,21 @@
           <w:color w:val="13283F"/>
           <w:sz w:val="17"/>
         </w:rPr>
-        <w:t>신규 시스템 도입과 개편 과정에서 비IT 직군 대상 교육 자료를 제작하고 40회 이상 교육 진행</w:t>
+        <w:t>장애·사용자 요청 대응, 신규 시스템 교육 자료 제작과 사용자 교육 진행</w:t>
+      </w:r>
+    </w:p>
+    <w:p>
+      <w:pPr>
+        <w:spacing w:after="10" w:line="271" w:lineRule="auto"/>
+      </w:pPr>
+      <w:r>
+        <w:rPr>
+          <w:rFonts w:ascii="맑은 고딕" w:hAnsi="맑은 고딕" w:eastAsia="맑은 고딕"/>
+          <w:b w:val="0"/>
+          <w:color w:val="159A9C"/>
+          <w:sz w:val="17"/>
+        </w:rPr>
+        <w:t>경험 및 직무 연결점</w:t>
       </w:r>
     </w:p>
     <w:p>
@@ -684,7 +752,24 @@
           <w:color w:val="13283F"/>
           <w:sz w:val="17"/>
         </w:rPr>
-        <w:t>코로나19 기간 전자결재·원격 OA 접근 체계 전환 과정에서 사용자 안내와 장애 대응 지원</w:t>
+        <w:t>반복 문의를 운영 매뉴얼·정책·Q&amp;A 대응 체계로 정리하고 원격 OA 전환 지원</w:t>
+      </w:r>
+    </w:p>
+    <w:p>
+      <w:pPr>
+        <w:pStyle w:val="ListBullet"/>
+        <w:keepLines/>
+        <w:spacing w:after="24" w:line="259" w:lineRule="auto"/>
+        <w:ind w:left="255" w:hanging="125"/>
+      </w:pPr>
+      <w:r>
+        <w:rPr>
+          <w:rFonts w:ascii="맑은 고딕" w:hAnsi="맑은 고딕" w:eastAsia="맑은 고딕"/>
+          <w:b w:val="0"/>
+          <w:color w:val="13283F"/>
+          <w:sz w:val="17"/>
+        </w:rPr>
+        <w:t>사용자 업무와 영향 범위를 고려해 원인을 좁히는 경험을 개발의 예외 처리·운영 관점으로 확장</w:t>
       </w:r>
     </w:p>
     <w:p>
@@ -731,20 +816,6 @@
     </w:p>
     <w:p>
       <w:pPr>
-        <w:spacing w:after="50" w:line="271" w:lineRule="auto"/>
-      </w:pPr>
-      <w:r>
-        <w:rPr>
-          <w:rFonts w:ascii="맑은 고딕" w:hAnsi="맑은 고딕" w:eastAsia="맑은 고딕"/>
-          <w:b w:val="0"/>
-          <w:color w:val="13283F"/>
-          <w:sz w:val="17"/>
-        </w:rPr>
-        <w:t>머신러닝·딥러닝·LLM 응용 기능과 Spring Boot·FastAPI 기반 웹 서비스를 단계별 프로젝트로 구현</w:t>
-      </w:r>
-    </w:p>
-    <w:p>
-      <w:pPr>
         <w:keepNext/>
         <w:spacing w:before="70" w:after="28"/>
       </w:pPr>
@@ -765,20 +836,6 @@
           <w:sz w:val="16"/>
         </w:rPr>
         <w:t xml:space="preserve">  |  2024.08.05 – 2025.02.13</w:t>
-      </w:r>
-    </w:p>
-    <w:p>
-      <w:pPr>
-        <w:spacing w:after="50" w:line="271" w:lineRule="auto"/>
-      </w:pPr>
-      <w:r>
-        <w:rPr>
-          <w:rFonts w:ascii="맑은 고딕" w:hAnsi="맑은 고딕" w:eastAsia="맑은 고딕"/>
-          <w:b w:val="0"/>
-          <w:color w:val="13283F"/>
-          <w:sz w:val="17"/>
-        </w:rPr>
-        <w:t>Java, Spring Boot, SQL, JavaScript 기반 웹 서비스 설계와 팀 프로젝트 수행</w:t>
       </w:r>
     </w:p>
     <w:p>
@@ -808,6 +865,92 @@
     <w:p>
       <w:r>
         <w:br w:type="page"/>
+      </w:r>
+    </w:p>
+    <w:p>
+      <w:pPr>
+        <w:keepNext/>
+        <w:spacing w:before="120" w:after="70"/>
+        <w:pBdr>
+          <w:bottom w:val="single" w:sz="7" w:space="2" w:color="D9E0E6"/>
+        </w:pBdr>
+      </w:pPr>
+      <w:r>
+        <w:rPr>
+          <w:rFonts w:ascii="맑은 고딕" w:hAnsi="맑은 고딕" w:eastAsia="맑은 고딕"/>
+          <w:b/>
+          <w:color w:val="13283F"/>
+          <w:sz w:val="22"/>
+        </w:rPr>
+        <w:t>AI EDUCATION HIGHLIGHTS</w:t>
+      </w:r>
+    </w:p>
+    <w:p>
+      <w:pPr>
+        <w:pStyle w:val="ListBullet"/>
+        <w:keepLines/>
+        <w:spacing w:after="24" w:line="259" w:lineRule="auto"/>
+        <w:ind w:left="255" w:hanging="125"/>
+      </w:pPr>
+      <w:r>
+        <w:rPr>
+          <w:rFonts w:ascii="맑은 고딕" w:hAnsi="맑은 고딕" w:eastAsia="맑은 고딕"/>
+          <w:b w:val="0"/>
+          <w:color w:val="13283F"/>
+          <w:sz w:val="17"/>
+        </w:rPr>
+        <w:t>scikit-learn 기반 데이터 전처리·모델 비교와 불균형 데이터 평가</w:t>
+      </w:r>
+    </w:p>
+    <w:p>
+      <w:pPr>
+        <w:pStyle w:val="ListBullet"/>
+        <w:keepLines/>
+        <w:spacing w:after="24" w:line="259" w:lineRule="auto"/>
+        <w:ind w:left="255" w:hanging="125"/>
+      </w:pPr>
+      <w:r>
+        <w:rPr>
+          <w:rFonts w:ascii="맑은 고딕" w:hAnsi="맑은 고딕" w:eastAsia="맑은 고딕"/>
+          <w:b w:val="0"/>
+          <w:color w:val="13283F"/>
+          <w:sz w:val="17"/>
+        </w:rPr>
+        <w:t>YOLOv8·LSTM 기반 객체 탐지, 이상탐지와 시계열 예측 모델 개발</w:t>
+      </w:r>
+    </w:p>
+    <w:p>
+      <w:pPr>
+        <w:pStyle w:val="ListBullet"/>
+        <w:keepLines/>
+        <w:spacing w:after="24" w:line="259" w:lineRule="auto"/>
+        <w:ind w:left="255" w:hanging="125"/>
+      </w:pPr>
+      <w:r>
+        <w:rPr>
+          <w:rFonts w:ascii="맑은 고딕" w:hAnsi="맑은 고딕" w:eastAsia="맑은 고딕"/>
+          <w:b w:val="0"/>
+          <w:color w:val="13283F"/>
+          <w:sz w:val="17"/>
+        </w:rPr>
+        <w:t>LLM Function Calling·RAG 챗봇과 응답 검증·fallback 구현</w:t>
+      </w:r>
+    </w:p>
+    <w:p>
+      <w:pPr>
+        <w:pStyle w:val="ListBullet"/>
+        <w:keepLines/>
+        <w:spacing w:after="24" w:line="259" w:lineRule="auto"/>
+        <w:ind w:left="255" w:hanging="125"/>
+      </w:pPr>
+      <w:r>
+        <w:rPr>
+          <w:rFonts w:ascii="맑은 고딕" w:hAnsi="맑은 고딕" w:eastAsia="맑은 고딕"/>
+          <w:b w:val="0"/>
+          <w:color w:val="13283F"/>
+          <w:sz w:val="17"/>
+        </w:rPr>
+        <w:t>Spring Boot·FastAPI·React 기반 Backend·AI·사용자 화면 연동</w:t>
       </w:r>
     </w:p>
     <w:p>
@@ -948,7 +1091,7 @@
           <w:color w:val="13283F"/>
           <w:sz w:val="17"/>
         </w:rPr>
-        <w:t>병렬 개발 중 Flyway 버전·체크섬·레거시 스키마 충돌을 적용 이력을 보존하는 후속 마이그레이션으로 해결</w:t>
+        <w:t>병렬 개발 중 DB 마이그레이션(Flyway) 버전·체크섬·스키마 충돌을 기존 이력을 보존한 후속 마이그레이션으로 해결</w:t>
       </w:r>
     </w:p>
     <w:p>
@@ -965,7 +1108,7 @@
           <w:color w:val="13283F"/>
           <w:sz w:val="17"/>
         </w:rPr>
-        <w:t>5개 저장소 118개 비병합 커밋 기여, AI pytest 242건, Backend 테스트, 사용자·관리자 Frontend 빌드 통과</w:t>
+        <w:t>5개 저장소 118개 비병합 커밋 기여, AI 자동화 테스트 242건, Backend 테스트, 사용자·관리자 Frontend 빌드 통과</w:t>
       </w:r>
     </w:p>
     <w:p>
@@ -979,7 +1122,7 @@
           <w:color w:val="159A9C"/>
           <w:sz w:val="16"/>
         </w:rPr>
-        <w:t>기술: Spring Boot · FastAPI · React · PostgreSQL · Redis · BGE-M3 · Qwen/Ollama · RAG · PyMuPDF · Flyway · Docker(실행·검증)</w:t>
+        <w:t>기술: Spring Boot · FastAPI · React · PostgreSQL · Redis · BGE-M3 · Qwen/Ollama · RAG · PyMuPDF · Docker(실행·검증)</w:t>
       </w:r>
     </w:p>
     <w:p>
@@ -1042,6 +1185,20 @@
     </w:p>
     <w:p>
       <w:pPr>
+        <w:spacing w:after="20" w:line="271" w:lineRule="auto"/>
+      </w:pPr>
+      <w:r>
+        <w:rPr>
+          <w:rFonts w:ascii="맑은 고딕" w:hAnsi="맑은 고딕" w:eastAsia="맑은 고딕"/>
+          <w:b w:val="0"/>
+          <w:color w:val="159A9C"/>
+          <w:sz w:val="16"/>
+        </w:rPr>
+        <w:t>기술: Python · YOLOv8 · Supabase · LLM Function Calling · Streamlit · python-docx</w:t>
+      </w:r>
+    </w:p>
+    <w:p>
+      <w:pPr>
         <w:keepNext/>
         <w:spacing w:before="70" w:after="28"/>
       </w:pPr>
@@ -1096,6 +1253,20 @@
           <w:sz w:val="17"/>
         </w:rPr>
         <w:t>입력 차원 불일치와 영상 지연을 reshape, 프레임 스킵, 표시 영상 리사이징으로 해결</w:t>
+      </w:r>
+    </w:p>
+    <w:p>
+      <w:pPr>
+        <w:spacing w:after="20" w:line="271" w:lineRule="auto"/>
+      </w:pPr>
+      <w:r>
+        <w:rPr>
+          <w:rFonts w:ascii="맑은 고딕" w:hAnsi="맑은 고딕" w:eastAsia="맑은 고딕"/>
+          <w:b w:val="0"/>
+          <w:color w:val="159A9C"/>
+          <w:sz w:val="16"/>
+        </w:rPr>
+        <w:t>기술: Python · YOLOv8 · TensorFlow/Keras · LSTM Autoencoder · Supabase · Streamlit</w:t>
       </w:r>
     </w:p>
     <w:p>
@@ -1158,6 +1329,20 @@
     </w:p>
     <w:p>
       <w:pPr>
+        <w:spacing w:after="20" w:line="271" w:lineRule="auto"/>
+      </w:pPr>
+      <w:r>
+        <w:rPr>
+          <w:rFonts w:ascii="맑은 고딕" w:hAnsi="맑은 고딕" w:eastAsia="맑은 고딕"/>
+          <w:b w:val="0"/>
+          <w:color w:val="159A9C"/>
+          <w:sz w:val="16"/>
+        </w:rPr>
+        <w:t>기술: Python · pandas · scikit-learn · XGBoost · Pipeline · Streamlit</w:t>
+      </w:r>
+    </w:p>
+    <w:p>
+      <w:pPr>
         <w:keepNext/>
         <w:spacing w:before="70" w:after="28"/>
       </w:pPr>
@@ -1212,6 +1397,20 @@
           <w:sz w:val="17"/>
         </w:rPr>
         <w:t>UTC/KST 발송 시간 차이를 Asia/Seoul 기준으로 보정하고 최종 Spring·FastAPI 프로젝트로 구조 확장</w:t>
+      </w:r>
+    </w:p>
+    <w:p>
+      <w:pPr>
+        <w:spacing w:after="20" w:line="271" w:lineRule="auto"/>
+      </w:pPr>
+      <w:r>
+        <w:rPr>
+          <w:rFonts w:ascii="맑은 고딕" w:hAnsi="맑은 고딕" w:eastAsia="맑은 고딕"/>
+          <w:b w:val="0"/>
+          <w:color w:val="159A9C"/>
+          <w:sz w:val="16"/>
+        </w:rPr>
+        <w:t>기술: Flask · React · OAuth/JWT · Gmail SMTP · Gemini · APScheduler</w:t>
       </w:r>
     </w:p>
     <w:p>
@@ -1287,120 +1486,6 @@
       </w:r>
     </w:p>
     <w:p>
-      <w:pPr>
-        <w:keepNext/>
-        <w:spacing w:before="120" w:after="70"/>
-        <w:pBdr>
-          <w:bottom w:val="single" w:sz="7" w:space="2" w:color="D9E0E6"/>
-        </w:pBdr>
-      </w:pPr>
-      <w:r>
-        <w:rPr>
-          <w:rFonts w:ascii="맑은 고딕" w:hAnsi="맑은 고딕" w:eastAsia="맑은 고딕"/>
-          <w:b/>
-          <w:color w:val="13283F"/>
-          <w:sz w:val="22"/>
-        </w:rPr>
-        <w:t>PORTFOLIO</w:t>
-      </w:r>
-    </w:p>
-    <w:p>
-      <w:pPr>
-        <w:spacing w:after="16" w:line="259" w:lineRule="auto"/>
-      </w:pPr>
-      <w:r>
-        <w:rPr>
-          <w:rFonts w:ascii="맑은 고딕" w:hAnsi="맑은 고딕" w:eastAsia="맑은 고딕"/>
-          <w:b/>
-          <w:color w:val="13283F"/>
-          <w:sz w:val="17"/>
-        </w:rPr>
-        <w:t>Portfolio</w:t>
-      </w:r>
-      <w:hyperlink r:id="rId11">
-        <w:r>
-          <w:rPr>
-            <w:rFonts w:ascii="맑은 고딕" w:hAnsi="맑은 고딕" w:eastAsia="맑은 고딕"/>
-            <w:b w:val="0"/>
-            <w:color w:val="13283F"/>
-            <w:sz w:val="17"/>
-          </w:rPr>
-        </w:r>
-      </w:hyperlink>
-    </w:p>
-    <w:p>
-      <w:pPr>
-        <w:spacing w:after="16" w:line="259" w:lineRule="auto"/>
-      </w:pPr>
-      <w:r>
-        <w:rPr>
-          <w:rFonts w:ascii="맑은 고딕" w:hAnsi="맑은 고딕" w:eastAsia="맑은 고딕"/>
-          <w:b/>
-          <w:color w:val="13283F"/>
-          <w:sz w:val="17"/>
-        </w:rPr>
-        <w:t>GitHub</w:t>
-      </w:r>
-      <w:hyperlink r:id="rId12">
-        <w:r>
-          <w:rPr>
-            <w:rFonts w:ascii="맑은 고딕" w:hAnsi="맑은 고딕" w:eastAsia="맑은 고딕"/>
-            <w:b w:val="0"/>
-            <w:color w:val="13283F"/>
-            <w:sz w:val="17"/>
-          </w:rPr>
-        </w:r>
-      </w:hyperlink>
-    </w:p>
-    <w:p>
-      <w:pPr>
-        <w:spacing w:after="16" w:line="259" w:lineRule="auto"/>
-      </w:pPr>
-      <w:r>
-        <w:rPr>
-          <w:rFonts w:ascii="맑은 고딕" w:hAnsi="맑은 고딕" w:eastAsia="맑은 고딕"/>
-          <w:b/>
-          <w:color w:val="13283F"/>
-          <w:sz w:val="17"/>
-        </w:rPr>
-        <w:t>BidMatch Project</w:t>
-      </w:r>
-      <w:hyperlink r:id="rId13">
-        <w:r>
-          <w:rPr>
-            <w:rFonts w:ascii="맑은 고딕" w:hAnsi="맑은 고딕" w:eastAsia="맑은 고딕"/>
-            <w:b w:val="0"/>
-            <w:color w:val="13283F"/>
-            <w:sz w:val="17"/>
-          </w:rPr>
-        </w:r>
-      </w:hyperlink>
-    </w:p>
-    <w:p>
-      <w:pPr>
-        <w:spacing w:after="16" w:line="259" w:lineRule="auto"/>
-      </w:pPr>
-      <w:r>
-        <w:rPr>
-          <w:rFonts w:ascii="맑은 고딕" w:hAnsi="맑은 고딕" w:eastAsia="맑은 고딕"/>
-          <w:b/>
-          <w:color w:val="13283F"/>
-          <w:sz w:val="17"/>
-        </w:rPr>
-        <w:t>BidMatch Service</w:t>
-      </w:r>
-      <w:hyperlink r:id="rId14">
-        <w:r>
-          <w:rPr>
-            <w:rFonts w:ascii="맑은 고딕" w:hAnsi="맑은 고딕" w:eastAsia="맑은 고딕"/>
-            <w:b w:val="0"/>
-            <w:color w:val="13283F"/>
-            <w:sz w:val="17"/>
-          </w:rPr>
-        </w:r>
-      </w:hyperlink>
-    </w:p>
-    <w:p>
       <w:r>
         <w:br w:type="page"/>
       </w:r>
@@ -1474,7 +1559,7 @@
           <w:color w:val="13283F"/>
           <w:sz w:val="18"/>
         </w:rPr>
-        <w:t>병원 전산실에서 근무하며 30개 이상의 부서에서 발생하는 시스템 요청과 장애를 처리했습니다. 같은 기능도 사용자의 업무와 상황에 따라 전혀 다른 문제로 이어질 수 있었고, 기술적으로 정상인 시스템도 사용자가 이해하고 활용하지 못하면 좋은 서비스가 될 수 없다는 점을 배웠습니다.</w:t>
+        <w:t>병원 전산실에서 근무하며 여러 진료·행정부서에서 발생하는 시스템 요청과 장애를 처리했습니다. 같은 기능도 사용자의 업무와 상황에 따라 전혀 다른 문제로 이어질 수 있었고, 기술적으로 정상인 시스템도 사용자가 이해하고 활용하지 못하면 좋은 서비스가 될 수 없다는 점을 배웠습니다.</w:t>
       </w:r>
     </w:p>
     <w:p>
@@ -1506,7 +1591,7 @@
           <w:color w:val="13283F"/>
           <w:sz w:val="18"/>
         </w:rPr>
-        <w:t>업무를 수행하면서 시스템을 사용하는 사람을 지원하는 역할을 넘어, 시스템의 구조를 직접 설계하고 구현하고 싶다는 목표가 생겼습니다. 이를 계기로 Java와 Spring Boot 기반 풀스택 개발 과정을 이수했고, 이후 정형 데이터를 활용한 머신러닝, 영상·시계열 딥러닝, LLM 에이전트 프로젝트를 차례로 수행했습니다.</w:t>
+        <w:t>업무를 수행하면서 시스템을 사용하는 사람을 지원하는 역할을 넘어, 시스템의 구조를 직접 설계하고 구현하고 싶다는 목표가 생겼습니다. 이를 계기로 Java와 Spring Boot 기반 풀스택 개발 과정을 이수했고, 이후 정형 데이터 머신러닝과 영상·시계열 딥러닝 모델을 개발하고 LLM 에이전트·RAG 챗봇을 구현했습니다.</w:t>
       </w:r>
     </w:p>
     <w:p>
@@ -1538,7 +1623,7 @@
           <w:color w:val="13283F"/>
           <w:sz w:val="18"/>
         </w:rPr>
-        <w:t>이러한 경험을 바탕으로 단순히 요구사항에 맞춰 코드를 작성하는 개발자가 아니라, 사용자의 문제를 이해하고 안정적인 서비스로 풀어내는 백엔드·AI 응용 개발자로 성장하고 있습니다.</w:t>
+        <w:t>이러한 경험을 바탕으로 사용자의 문제를 이해하고, AI 기능을 안정적인 Backend 서비스에 연결하며 예외 상황에서도 신뢰할 수 있는 결과를 제공하는 개발자로 성장하고 있습니다.</w:t>
       </w:r>
     </w:p>
     <w:p>
@@ -1862,7 +1947,7 @@
           <w:color w:val="13283F"/>
           <w:sz w:val="18"/>
         </w:rPr>
-        <w:t>마감을 일주일 앞두고 관리자 페이지를 직접 확인한 결과, 공유받은 진행 상황과 실제 구현 상태에 차이가 있었습니다. 이를 PM에게 알린 뒤 남은 기간에 무엇부터 끝내야 할지 함께 정했고, 시연과 최종 검증에 필요한 기능을 기준으로 역할을 다시 나눴습니다. 저도 기존 업무 일정을 조정하며 회원 정보 표시, 고객센터·FAQ 기능, 메일·알림 상태 표시 등 일부 관리자 기능을 보완했고, 제가 구현한 기능과 테스트 결과를 최종 보고서에 정리했습니다.</w:t>
+        <w:t>마감을 앞두고 화면과 API를 기준으로 전체 구현 상태를 점검한 결과, 핵심 사용자 흐름 중 추가 보완이 필요한 부분을 확인했습니다. PM과 남은 기간의 우선순위를 다시 정하고 시연·최종 검증에 필요한 기능을 기준으로 역할을 재조정했습니다. 저도 기존 업무 일정을 조정하며 회원 정보 표시, 고객센터·FAQ 기능, 메일·알림 상태 표시 등 일부 관리자 기능을 보완했고, 제가 구현한 기능과 테스트 결과를 최종 보고서에 정리했습니다.</w:t>
       </w:r>
     </w:p>
     <w:p>
@@ -2030,7 +2115,7 @@
           <w:color w:val="13283F"/>
           <w:sz w:val="18"/>
         </w:rPr>
-        <w:t>과거에는 협업에서 개인의 업무 숙련도를 가장 중요한 기준으로 생각했습니다. 병원 전산실에서 새로운 동료와 함께 근무할 때도 서로의 업무 처리 방식이 달라 의견이 맞지 않는 경우가 있었습니다.</w:t>
+        <w:t>과거에는 협업에서 각자의 업무를 정확히 수행하는 것이 가장 중요하다고 생각했습니다. 병원 전산실에서 새로운 동료와 함께 근무하며 서로의 업무 처리 방식이 달라 의견을 조율해야 하는 경우가 있었습니다.</w:t>
       </w:r>
     </w:p>
     <w:p>
